--- a/docs/DBMS_Capstone_Library_Management_System_Documentation.docx
+++ b/docs/DBMS_Capstone_Library_Management_System_Documentation.docx
@@ -25451,7 +25451,7 @@
         <w:spacing w:after="120"/>
       </w:pPr>
       <w:r>
-        <w:t>GitHub Repository Link:  ______________________________________________________</w:t>
+        <w:t>GitHub Repository Link:  https://github.com/Akshathbongi/library-management-system</w:t>
       </w:r>
     </w:p>
     <w:p>
